--- a/SE-Assessments-1/Section-A/Session-5.docx
+++ b/SE-Assessments-1/Section-A/Session-5.docx
@@ -7,19 +7,10 @@
         <w:rPr>
           <w:b/>
           <w:bCs/>
-          <w:sz w:val="28"/>
-          <w:szCs w:val="28"/>
-        </w:rPr>
-      </w:pPr>
-      <w:r>
-        <w:rPr>
-          <w:b/>
-          <w:bCs/>
           <w:sz w:val="32"/>
           <w:szCs w:val="32"/>
         </w:rPr>
-        <w:t>SCENARIO</w:t>
-      </w:r>
+      </w:pPr>
       <w:r>
         <w:rPr>
           <w:b/>
@@ -27,37 +18,8 @@
           <w:sz w:val="32"/>
           <w:szCs w:val="32"/>
         </w:rPr>
-        <w:t>:</w:t>
-      </w:r>
-      <w:r>
-        <w:rPr>
-          <w:b/>
-          <w:bCs/>
-          <w:sz w:val="28"/>
-          <w:szCs w:val="28"/>
-        </w:rPr>
-        <w:t xml:space="preserve"> You are writing a C program to record daily rainfall data for a month (30 days). You need to store all 30 readings, calculate the monthly average, and then identify which specific days recorded rainfall above that average. </w:t>
-      </w:r>
-    </w:p>
-    <w:p>
-      <w:pPr>
-        <w:rPr>
-          <w:b/>
-          <w:bCs/>
-          <w:sz w:val="28"/>
-          <w:szCs w:val="28"/>
-        </w:rPr>
-      </w:pPr>
-    </w:p>
-    <w:p>
-      <w:pPr>
-        <w:rPr>
-          <w:b/>
-          <w:bCs/>
-          <w:sz w:val="28"/>
-          <w:szCs w:val="28"/>
-        </w:rPr>
-      </w:pPr>
+        <w:t>Section-A</w:t>
+      </w:r>
       <w:r>
         <w:rPr>
           <w:b/>
@@ -65,27 +27,27 @@
           <w:sz w:val="32"/>
           <w:szCs w:val="32"/>
         </w:rPr>
-        <w:t xml:space="preserve">Question: </w:t>
-      </w:r>
-      <w:r>
-        <w:rPr>
-          <w:b/>
-          <w:bCs/>
-          <w:sz w:val="28"/>
-          <w:szCs w:val="28"/>
-        </w:rPr>
-        <w:t>Explain why an array is the correct data structure for this task compared to using 30 separate variables. Describe the two-step logic your program would follow: first to compute the average, then to identify the above-average days — and explain why both steps cannot be done in a single loop.</w:t>
-      </w:r>
-    </w:p>
-    <w:p>
-      <w:pPr>
+        <w:t>(5)</w:t>
+      </w:r>
+    </w:p>
+    <w:p>
+      <w:pPr>
+        <w:rPr>
+          <w:b/>
+          <w:bCs/>
+          <w:sz w:val="28"/>
+          <w:szCs w:val="28"/>
+        </w:rPr>
+      </w:pPr>
+      <w:r>
         <w:rPr>
           <w:b/>
           <w:bCs/>
           <w:sz w:val="32"/>
           <w:szCs w:val="32"/>
         </w:rPr>
-      </w:pPr>
+        <w:t>SCENARIO</w:t>
+      </w:r>
       <w:r>
         <w:rPr>
           <w:b/>
@@ -93,6 +55,72 @@
           <w:sz w:val="32"/>
           <w:szCs w:val="32"/>
         </w:rPr>
+        <w:t>:</w:t>
+      </w:r>
+      <w:r>
+        <w:rPr>
+          <w:b/>
+          <w:bCs/>
+          <w:sz w:val="28"/>
+          <w:szCs w:val="28"/>
+        </w:rPr>
+        <w:t xml:space="preserve"> You are writing a C program to record daily rainfall data for a month (30 days). You need to store all 30 readings, calculate the monthly average, and then identify which specific days recorded rainfall above that average. </w:t>
+      </w:r>
+    </w:p>
+    <w:p>
+      <w:pPr>
+        <w:rPr>
+          <w:b/>
+          <w:bCs/>
+          <w:sz w:val="28"/>
+          <w:szCs w:val="28"/>
+        </w:rPr>
+      </w:pPr>
+    </w:p>
+    <w:p>
+      <w:pPr>
+        <w:rPr>
+          <w:b/>
+          <w:bCs/>
+          <w:sz w:val="28"/>
+          <w:szCs w:val="28"/>
+        </w:rPr>
+      </w:pPr>
+      <w:r>
+        <w:rPr>
+          <w:b/>
+          <w:bCs/>
+          <w:sz w:val="32"/>
+          <w:szCs w:val="32"/>
+        </w:rPr>
+        <w:t xml:space="preserve">Question: </w:t>
+      </w:r>
+      <w:r>
+        <w:rPr>
+          <w:b/>
+          <w:bCs/>
+          <w:sz w:val="28"/>
+          <w:szCs w:val="28"/>
+        </w:rPr>
+        <w:t>Explain why an array is the correct data structure for this task compared to using 30 separate variables. Describe the two-step logic your program would follow: first to compute the average, then to identify the above-average days — and explain why both steps cannot be done in a single loop.</w:t>
+      </w:r>
+    </w:p>
+    <w:p>
+      <w:pPr>
+        <w:rPr>
+          <w:b/>
+          <w:bCs/>
+          <w:sz w:val="32"/>
+          <w:szCs w:val="32"/>
+        </w:rPr>
+      </w:pPr>
+      <w:r>
+        <w:rPr>
+          <w:b/>
+          <w:bCs/>
+          <w:sz w:val="32"/>
+          <w:szCs w:val="32"/>
+        </w:rPr>
         <w:t>Ans:</w:t>
       </w:r>
     </w:p>
@@ -444,6 +472,7 @@
           <w:sz w:val="28"/>
           <w:szCs w:val="28"/>
         </w:rPr>
+        <w:lastRenderedPageBreak/>
         <w:t>}</w:t>
       </w:r>
     </w:p>
